--- a/ky/wisdom-stories/this-boat-is-empty-too.docx
+++ b/ky/wisdom-stories/this-boat-is-empty-too.docx
@@ -93,7 +93,7 @@
           <w:sz w:val="22"/>
           <w:lang w:val="ky-KG"/>
         </w:rPr>
-        <w:t>Бир маалда бирөөнүн кайыгы менин кайыгыма урунуп, бүт кыял дүйнөмдү бузду. Аябай ачууландым. Кайыктын ээсин тилдөө үчүн көзүмдү ачсам, мага урунган кайык бош экен. Ачуумду төгө турган эч ким жок болчу. Ошондуктан көзүмдү жумуп, кайрадан кооз кыял дүйнөмө сүңгүп кеттим. Күн чыкканда жан дүйнөм толук тынчып калганын сездим.</w:t>
+        <w:t>Бир маалда бирөөнүн кайыгы менин кайыгыма урунуп, бүт кыял дүйнөмдү бузду. Аябай ачууландым. Кайыктын ээсин тилдөө үчүн көзүмдү ачсам, мага урунган кайык бош экен. Ачуумду төгө турган эч ким жок болчу. Ошондуктан көзүмдү жумуп, кайрадан ойлорума кайттым. Күн чыкканда жан дүйнөм толук тынчып калганын сездим.</w:t>
       </w:r>
     </w:p>
     <w:p>
@@ -153,7 +153,7 @@
           <w:sz w:val="22"/>
           <w:lang w:val="ky-KG"/>
         </w:rPr>
-        <w:t xml:space="preserve">Сабак: </w:t>
+        <w:t>Сабак: Адам жан тынчтыгын сактагысы келсе, ар бир окуянын артынан жаман ниет издебеши керек. Кээде бизди тынчсыздандырган нерсе жөн гана кокустук. Аны чоңойтуп, ачууга айландыруу же айлантпоо — өзүбүздүн тандообуз.</w:t>
       </w:r>
       <w:r>
         <w:rPr>
@@ -162,7 +162,6 @@
           <w:sz w:val="22"/>
           <w:lang w:val="ky-KG"/>
         </w:rPr>
-        <w:t>Ар бир окуядан атайын жасалган жамандык издей бербе. Кээде сага урунган кайык бош болот. Ачууңду эмес, акылыңды тыңша.</w:t>
       </w:r>
     </w:p>
     <w:p>
@@ -182,7 +181,7 @@
           <w:sz w:val="18"/>
           <w:lang w:val="ky-KG"/>
         </w:rPr>
-        <w:t>Окуя ачык интернет булактарынан алынды.</w:t>
+        <w:t>Аңгемелер ачык интернет булактарынан алынган, иллюстрациялар болсо ЖИ менен түзүлгөн.</w:t>
       </w:r>
     </w:p>
     <w:sectPr>
